--- a/正文/草稿/第二章-语言修改版.docx
+++ b/正文/草稿/第二章-语言修改版.docx
@@ -53,7 +53,22 @@
           <w:rFonts w:ascii="宋体" w:hAnsi="宋体"/>
           <w:sz w:val="24"/>
         </w:rPr>
-        <w:t>可周成昨天就系不好鞋带了。看来不能只问他难不难受。</w:t>
+        <w:t>可周成昨天就系不好鞋带了。看来</w:t>
+      </w:r>
+      <w:r>
+        <w:rPr>
+          <w:rFonts w:hint="eastAsia"/>
+          <w:sz w:val="24"/>
+          <w:lang w:val="en-US" w:eastAsia="zh-CN"/>
+        </w:rPr>
+        <w:t>不是身体难受</w:t>
+      </w:r>
+      <w:r>
+        <w:rPr>
+          <w:rFonts w:ascii="宋体" w:hAnsi="宋体"/>
+          <w:sz w:val="24"/>
+        </w:rPr>
+        <w:t>。</w:t>
       </w:r>
     </w:p>
     <w:p>
@@ -99,6 +114,10 @@
       <w:pPr>
         <w:spacing w:before="0" w:after="80" w:line="360" w:lineRule="auto"/>
         <w:ind w:firstLine="480"/>
+        <w:rPr>
+          <w:rFonts w:ascii="宋体" w:hAnsi="宋体"/>
+          <w:sz w:val="24"/>
+        </w:rPr>
       </w:pPr>
       <w:r>
         <w:rPr>
@@ -112,6 +131,78 @@
       <w:pPr>
         <w:spacing w:before="0" w:after="80" w:line="360" w:lineRule="auto"/>
         <w:ind w:firstLine="480"/>
+        <w:rPr>
+          <w:rFonts w:hint="default" w:ascii="宋体" w:hAnsi="宋体" w:eastAsia="宋体"/>
+          <w:sz w:val="24"/>
+          <w:lang w:val="en-US" w:eastAsia="zh-CN"/>
+        </w:rPr>
+      </w:pPr>
+      <w:r>
+        <w:rPr>
+          <w:rFonts w:hint="eastAsia"/>
+          <w:sz w:val="24"/>
+          <w:lang w:val="en-US" w:eastAsia="zh-CN"/>
+        </w:rPr>
+        <w:t>听完这些，沈川有了些大概的想法。</w:t>
+      </w:r>
+    </w:p>
+    <w:p>
+      <w:pPr>
+        <w:spacing w:before="0" w:after="80" w:line="360" w:lineRule="auto"/>
+        <w:ind w:firstLine="480"/>
+        <w:rPr>
+          <w:rFonts w:hint="eastAsia"/>
+          <w:sz w:val="24"/>
+          <w:lang w:val="en-US" w:eastAsia="zh-CN"/>
+        </w:rPr>
+      </w:pPr>
+      <w:r>
+        <w:rPr>
+          <w:rFonts w:hint="eastAsia"/>
+          <w:sz w:val="24"/>
+          <w:lang w:val="en-US" w:eastAsia="zh-CN"/>
+        </w:rPr>
+        <w:t>不会用火镰，听不懂说话，系不上鞋带，数错钱，不会拿筷子，不会站</w:t>
+      </w:r>
+      <w:r>
+        <w:rPr>
+          <w:rFonts w:ascii="宋体" w:hAnsi="宋体"/>
+          <w:sz w:val="24"/>
+        </w:rPr>
+        <w:t>……</w:t>
+      </w:r>
+      <w:r>
+        <w:rPr>
+          <w:rFonts w:hint="eastAsia"/>
+          <w:sz w:val="24"/>
+          <w:lang w:val="en-US" w:eastAsia="zh-CN"/>
+        </w:rPr>
+        <w:t>一个个症状似乎表示着，这病会让人忘事。</w:t>
+      </w:r>
+    </w:p>
+    <w:p>
+      <w:pPr>
+        <w:spacing w:before="0" w:after="80" w:line="360" w:lineRule="auto"/>
+        <w:ind w:firstLine="480"/>
+        <w:rPr>
+          <w:rFonts w:hint="default"/>
+          <w:sz w:val="24"/>
+          <w:lang w:val="en-US" w:eastAsia="zh-CN"/>
+        </w:rPr>
+      </w:pPr>
+      <w:r>
+        <w:rPr>
+          <w:rFonts w:hint="eastAsia"/>
+          <w:sz w:val="24"/>
+          <w:lang w:val="en-US" w:eastAsia="zh-CN"/>
+        </w:rPr>
+        <w:t>不，不能叫忘事，更应该说是，这病会让人忘记自己本来会的东西。</w:t>
+      </w:r>
+    </w:p>
+    <w:p>
+      <w:pPr>
+        <w:spacing w:before="0" w:after="80" w:line="360" w:lineRule="auto"/>
+        <w:ind w:firstLine="480"/>
       </w:pPr>
       <w:r>
         <w:rPr>
@@ -125,13 +216,25 @@
       <w:pPr>
         <w:spacing w:before="0" w:after="80" w:line="360" w:lineRule="auto"/>
         <w:ind w:firstLine="480"/>
-      </w:pPr>
-      <w:r>
-        <w:rPr>
-          <w:rFonts w:ascii="宋体" w:hAnsi="宋体"/>
-          <w:sz w:val="24"/>
-        </w:rPr>
-        <w:t>“还不知道，郎中让回来问问这些事。我明天去跟他说说，有了消息就来告诉你。”沈川道。</w:t>
+        <w:rPr>
+          <w:rFonts w:hint="default" w:eastAsia="宋体"/>
+          <w:lang w:val="en-US" w:eastAsia="zh-CN"/>
+        </w:rPr>
+      </w:pPr>
+      <w:r>
+        <w:rPr>
+          <w:rFonts w:ascii="宋体" w:hAnsi="宋体"/>
+          <w:sz w:val="24"/>
+        </w:rPr>
+        <w:t>“还不知道，郎中让回来问问这些事。我明天去跟他说说，有了消息就来告诉你。”</w:t>
+      </w:r>
+      <w:r>
+        <w:rPr>
+          <w:rFonts w:hint="eastAsia"/>
+          <w:sz w:val="24"/>
+          <w:lang w:val="en-US" w:eastAsia="zh-CN"/>
+        </w:rPr>
+        <w:t>因为只是猜测，沈川就没告诉她。</w:t>
       </w:r>
     </w:p>
     <w:p>
@@ -183,33 +286,139 @@
           <w:rFonts w:ascii="宋体" w:hAnsi="宋体"/>
           <w:sz w:val="24"/>
         </w:rPr>
-        <w:t>“这就不知道了。他说火镰坏了，阿秀也没想到是他出了毛病。不过昨天他倒在地上，说的是不知道该怎么站起来。”沈川答道。</w:t>
-      </w:r>
-    </w:p>
-    <w:p>
-      <w:pPr>
-        <w:spacing w:before="0" w:after="80" w:line="360" w:lineRule="auto"/>
-        <w:ind w:firstLine="480"/>
-      </w:pPr>
-      <w:r>
-        <w:rPr>
-          <w:rFonts w:ascii="宋体" w:hAnsi="宋体"/>
-          <w:sz w:val="24"/>
-        </w:rPr>
-        <w:t>老郎中皱着眉，又问了几句，还是没说这是什么病。赵顺有些等不住了：“大夫，您是不是见过这样的？”</w:t>
-      </w:r>
-    </w:p>
-    <w:p>
-      <w:pPr>
-        <w:spacing w:before="0" w:after="80" w:line="360" w:lineRule="auto"/>
-        <w:ind w:firstLine="480"/>
-      </w:pPr>
-      <w:r>
-        <w:rPr>
-          <w:rFonts w:ascii="宋体" w:hAnsi="宋体"/>
-          <w:sz w:val="24"/>
-        </w:rPr>
-        <w:t>“有个人跟他有些像。昨晚回去以后，我又想起那个人来了。”老郎中道。</w:t>
+        <w:t>“这就不知道了。他说火镰坏了，</w:t>
+      </w:r>
+      <w:r>
+        <w:rPr>
+          <w:rFonts w:hint="eastAsia"/>
+          <w:sz w:val="24"/>
+          <w:lang w:eastAsia="zh-CN"/>
+        </w:rPr>
+        <w:t>他</w:t>
+      </w:r>
+      <w:r>
+        <w:rPr>
+          <w:rFonts w:hint="eastAsia"/>
+          <w:sz w:val="24"/>
+          <w:lang w:val="en-US" w:eastAsia="zh-CN"/>
+        </w:rPr>
+        <w:t>媳妇（换个词）</w:t>
+      </w:r>
+      <w:r>
+        <w:rPr>
+          <w:rFonts w:ascii="宋体" w:hAnsi="宋体"/>
+          <w:sz w:val="24"/>
+        </w:rPr>
+        <w:t>也没想到是他出了毛病。不过昨天他倒在地上，</w:t>
+      </w:r>
+      <w:r>
+        <w:rPr>
+          <w:rFonts w:hint="eastAsia"/>
+          <w:sz w:val="24"/>
+          <w:lang w:val="en-US" w:eastAsia="zh-CN"/>
+        </w:rPr>
+        <w:t>自己</w:t>
+      </w:r>
+      <w:r>
+        <w:rPr>
+          <w:rFonts w:ascii="宋体" w:hAnsi="宋体"/>
+          <w:sz w:val="24"/>
+        </w:rPr>
+        <w:t>说的是不知道该怎么站起来。”沈川答道。</w:t>
+      </w:r>
+    </w:p>
+    <w:p>
+      <w:pPr>
+        <w:spacing w:before="0" w:after="80" w:line="360" w:lineRule="auto"/>
+        <w:ind w:firstLine="480"/>
+        <w:rPr>
+          <w:rFonts w:ascii="宋体" w:hAnsi="宋体"/>
+          <w:sz w:val="24"/>
+        </w:rPr>
+      </w:pPr>
+      <w:r>
+        <w:rPr>
+          <w:rFonts w:ascii="宋体" w:hAnsi="宋体"/>
+          <w:sz w:val="24"/>
+        </w:rPr>
+        <w:t>老郎中皱着眉，又问了几句，还是没说这是什么病。赵顺有些等不住了：“大夫，您</w:t>
+      </w:r>
+      <w:r>
+        <w:rPr>
+          <w:rFonts w:hint="eastAsia"/>
+          <w:sz w:val="24"/>
+          <w:lang w:val="en-US" w:eastAsia="zh-CN"/>
+        </w:rPr>
+        <w:t>知道这是什么病吗</w:t>
+      </w:r>
+      <w:r>
+        <w:rPr>
+          <w:rFonts w:ascii="宋体" w:hAnsi="宋体"/>
+          <w:sz w:val="24"/>
+        </w:rPr>
+        <w:t>？</w:t>
+      </w:r>
+      <w:r>
+        <w:rPr>
+          <w:rFonts w:hint="eastAsia"/>
+          <w:sz w:val="24"/>
+          <w:lang w:val="en-US" w:eastAsia="zh-CN"/>
+        </w:rPr>
+        <w:t>会不会过人？</w:t>
+      </w:r>
+      <w:r>
+        <w:rPr>
+          <w:rFonts w:ascii="宋体" w:hAnsi="宋体"/>
+          <w:sz w:val="24"/>
+        </w:rPr>
+        <w:t>”</w:t>
+      </w:r>
+    </w:p>
+    <w:p>
+      <w:pPr>
+        <w:spacing w:before="0" w:after="80" w:line="360" w:lineRule="auto"/>
+        <w:ind w:firstLine="480"/>
+        <w:rPr>
+          <w:rFonts w:hint="default" w:ascii="宋体" w:hAnsi="宋体" w:eastAsia="宋体"/>
+          <w:sz w:val="24"/>
+          <w:lang w:val="en-US" w:eastAsia="zh-CN"/>
+        </w:rPr>
+      </w:pPr>
+      <w:r>
+        <w:rPr>
+          <w:rFonts w:hint="eastAsia"/>
+          <w:sz w:val="24"/>
+          <w:lang w:val="en-US" w:eastAsia="zh-CN"/>
+        </w:rPr>
+        <w:t>这话也是沈川想问的。要是这病会传染，他经常和周成接触，恐怕也逃不掉。</w:t>
+      </w:r>
+    </w:p>
+    <w:p>
+      <w:pPr>
+        <w:spacing w:before="0" w:after="80" w:line="360" w:lineRule="auto"/>
+        <w:ind w:firstLine="480"/>
+      </w:pPr>
+      <w:r>
+        <w:rPr>
+          <w:rFonts w:ascii="宋体" w:hAnsi="宋体"/>
+          <w:sz w:val="24"/>
+        </w:rPr>
+        <w:t>“</w:t>
+      </w:r>
+      <w:r>
+        <w:rPr>
+          <w:rFonts w:hint="eastAsia"/>
+          <w:sz w:val="24"/>
+          <w:lang w:val="en-US" w:eastAsia="zh-CN"/>
+        </w:rPr>
+        <w:t>前两天</w:t>
+      </w:r>
+      <w:r>
+        <w:rPr>
+          <w:rFonts w:ascii="宋体" w:hAnsi="宋体"/>
+          <w:sz w:val="24"/>
+        </w:rPr>
+        <w:t>有个人跟他有些像。昨晚回去以后，我想起那个人来了。”老郎中道。</w:t>
       </w:r>
     </w:p>
     <w:p>
@@ -229,19 +438,73 @@
       <w:pPr>
         <w:spacing w:before="0" w:after="80" w:line="360" w:lineRule="auto"/>
         <w:ind w:firstLine="480"/>
-      </w:pPr>
-      <w:r>
-        <w:rPr>
-          <w:rFonts w:ascii="宋体" w:hAnsi="宋体"/>
-          <w:sz w:val="24"/>
-        </w:rPr>
-        <w:t>沈川听得一愣。一个木工，连刨子都不会用了？他想起周成把两根筷子交叉握在手里的样子，忙问：“那人现在怎么样了？”</w:t>
-      </w:r>
-    </w:p>
-    <w:p>
-      <w:pPr>
-        <w:spacing w:before="0" w:after="80" w:line="360" w:lineRule="auto"/>
-        <w:ind w:firstLine="480"/>
+        <w:rPr>
+          <w:rFonts w:hint="eastAsia"/>
+          <w:sz w:val="24"/>
+          <w:lang w:val="en-US" w:eastAsia="zh-CN"/>
+        </w:rPr>
+      </w:pPr>
+      <w:r>
+        <w:rPr>
+          <w:rFonts w:hint="eastAsia"/>
+          <w:sz w:val="24"/>
+          <w:lang w:val="en-US" w:eastAsia="zh-CN"/>
+        </w:rPr>
+        <w:t>果然周成不是个例，这人是一样的症状。</w:t>
+      </w:r>
+    </w:p>
+    <w:p>
+      <w:pPr>
+        <w:spacing w:before="0" w:after="80" w:line="360" w:lineRule="auto"/>
+        <w:ind w:firstLine="480"/>
+        <w:rPr>
+          <w:rFonts w:hint="default"/>
+          <w:sz w:val="24"/>
+          <w:lang w:val="en-US" w:eastAsia="zh-CN"/>
+        </w:rPr>
+      </w:pPr>
+      <w:r>
+        <w:rPr>
+          <w:rFonts w:hint="eastAsia"/>
+          <w:sz w:val="24"/>
+          <w:lang w:val="en-US" w:eastAsia="zh-CN"/>
+        </w:rPr>
+        <w:t>可如果只是“忘事”，又怎么会让周成死了？</w:t>
+      </w:r>
+    </w:p>
+    <w:p>
+      <w:pPr>
+        <w:spacing w:before="0" w:after="80" w:line="360" w:lineRule="auto"/>
+        <w:ind w:firstLine="480"/>
+        <w:rPr>
+          <w:rFonts w:hint="default" w:eastAsia="宋体"/>
+          <w:lang w:val="en-US" w:eastAsia="zh-CN"/>
+        </w:rPr>
+      </w:pPr>
+      <w:r>
+        <w:rPr>
+          <w:rFonts w:ascii="宋体" w:hAnsi="宋体"/>
+          <w:sz w:val="24"/>
+        </w:rPr>
+        <w:t>“那人现在怎么样了？”</w:t>
+      </w:r>
+      <w:r>
+        <w:rPr>
+          <w:rFonts w:hint="eastAsia"/>
+          <w:sz w:val="24"/>
+          <w:lang w:val="en-US" w:eastAsia="zh-CN"/>
+        </w:rPr>
+        <w:t>沈川问道。</w:t>
+      </w:r>
+    </w:p>
+    <w:p>
+      <w:pPr>
+        <w:spacing w:before="0" w:after="80" w:line="360" w:lineRule="auto"/>
+        <w:ind w:firstLine="480"/>
+        <w:rPr>
+          <w:rFonts w:ascii="宋体" w:hAnsi="宋体"/>
+          <w:sz w:val="24"/>
+        </w:rPr>
       </w:pPr>
       <w:r>
         <w:rPr>
@@ -255,78 +518,150 @@
       <w:pPr>
         <w:spacing w:before="0" w:after="80" w:line="360" w:lineRule="auto"/>
         <w:ind w:firstLine="480"/>
-      </w:pPr>
-      <w:r>
-        <w:rPr>
-          <w:rFonts w:ascii="宋体" w:hAnsi="宋体"/>
-          <w:sz w:val="24"/>
-        </w:rPr>
-        <w:t>沈川刚升起的那点希望又落了下去。他还以为，既然见过，多少会有些办法。</w:t>
-      </w:r>
-    </w:p>
-    <w:p>
-      <w:pPr>
-        <w:spacing w:before="0" w:after="80" w:line="360" w:lineRule="auto"/>
-        <w:ind w:firstLine="480"/>
-      </w:pPr>
-      <w:r>
-        <w:rPr>
-          <w:rFonts w:ascii="宋体" w:hAnsi="宋体"/>
-          <w:sz w:val="24"/>
-        </w:rPr>
-        <w:t>“最后到底怎么发作的，我没见着。像你们朋友昨天那样的，还是头一回。”老郎中道。</w:t>
-      </w:r>
-    </w:p>
-    <w:p>
-      <w:pPr>
-        <w:spacing w:before="0" w:after="80" w:line="360" w:lineRule="auto"/>
-        <w:ind w:firstLine="480"/>
-      </w:pPr>
-      <w:r>
-        <w:rPr>
-          <w:rFonts w:ascii="宋体" w:hAnsi="宋体"/>
-          <w:sz w:val="24"/>
-        </w:rPr>
-        <w:t>陈家的人总该见过。沈川问了住处，正要和赵顺过去，却听赵顺问：“大夫，这病会不会传人？我们昨天一直跟周成待在一块儿。”</w:t>
-      </w:r>
-    </w:p>
-    <w:p>
-      <w:pPr>
-        <w:spacing w:before="0" w:after="80" w:line="360" w:lineRule="auto"/>
-        <w:ind w:firstLine="480"/>
-      </w:pPr>
-      <w:r>
-        <w:rPr>
-          <w:rFonts w:ascii="宋体" w:hAnsi="宋体"/>
-          <w:sz w:val="24"/>
-        </w:rPr>
-        <w:t>沈川脚步一顿，也回过头来。</w:t>
-      </w:r>
-    </w:p>
-    <w:p>
-      <w:pPr>
-        <w:spacing w:before="0" w:after="80" w:line="360" w:lineRule="auto"/>
-        <w:ind w:firstLine="480"/>
-      </w:pPr>
-      <w:r>
-        <w:rPr>
-          <w:rFonts w:ascii="宋体" w:hAnsi="宋体"/>
-          <w:sz w:val="24"/>
-        </w:rPr>
-        <w:t>“我说不准。陈家还没听说有别人病了，可光凭这个，也不能说就不会传。”老郎中嘱咐他们，去陈家问过以后，再来告诉他。</w:t>
-      </w:r>
-    </w:p>
-    <w:p>
-      <w:pPr>
-        <w:spacing w:before="0" w:after="80" w:line="360" w:lineRule="auto"/>
-        <w:ind w:firstLine="480"/>
-      </w:pPr>
-      <w:r>
-        <w:rPr>
-          <w:rFonts w:ascii="宋体" w:hAnsi="宋体"/>
-          <w:sz w:val="24"/>
-        </w:rPr>
-        <w:t>出了医馆，沈川才觉得自己刚才问得太急，光想着陈有福也是这么死的，竟把传病这回事忘了。</w:t>
+        <w:rPr>
+          <w:rFonts w:hint="eastAsia"/>
+          <w:sz w:val="24"/>
+          <w:lang w:val="en-US" w:eastAsia="zh-CN"/>
+        </w:rPr>
+      </w:pPr>
+      <w:r>
+        <w:rPr>
+          <w:rFonts w:hint="eastAsia"/>
+          <w:sz w:val="24"/>
+          <w:lang w:val="en-US" w:eastAsia="zh-CN"/>
+        </w:rPr>
+        <w:t>也死了。</w:t>
+      </w:r>
+    </w:p>
+    <w:p>
+      <w:pPr>
+        <w:spacing w:before="0" w:after="80" w:line="360" w:lineRule="auto"/>
+        <w:ind w:firstLine="480"/>
+        <w:rPr>
+          <w:rFonts w:hint="default"/>
+          <w:sz w:val="24"/>
+          <w:lang w:val="en-US" w:eastAsia="zh-CN"/>
+        </w:rPr>
+      </w:pPr>
+      <w:r>
+        <w:rPr>
+          <w:rFonts w:hint="eastAsia"/>
+          <w:sz w:val="24"/>
+          <w:lang w:val="en-US" w:eastAsia="zh-CN"/>
+        </w:rPr>
+        <w:t>沈川心里疑惑更重了。</w:t>
+      </w:r>
+    </w:p>
+    <w:p>
+      <w:pPr>
+        <w:spacing w:before="0" w:after="80" w:line="360" w:lineRule="auto"/>
+        <w:ind w:firstLine="480"/>
+        <w:rPr>
+          <w:rFonts w:ascii="宋体" w:hAnsi="宋体"/>
+          <w:sz w:val="24"/>
+        </w:rPr>
+      </w:pPr>
+      <w:r>
+        <w:rPr>
+          <w:rFonts w:ascii="宋体" w:hAnsi="宋体"/>
+          <w:sz w:val="24"/>
+        </w:rPr>
+        <w:t>“最后到底怎么发作的，我没见着。</w:t>
+      </w:r>
+      <w:r>
+        <w:rPr>
+          <w:rFonts w:hint="eastAsia"/>
+          <w:sz w:val="24"/>
+          <w:lang w:val="en-US" w:eastAsia="zh-CN"/>
+        </w:rPr>
+        <w:t>可我行医几十年了，寻常让人忘事的病不是这个表现，更不会死人，真是怪了</w:t>
+      </w:r>
+      <w:r>
+        <w:rPr>
+          <w:rFonts w:ascii="宋体" w:hAnsi="宋体"/>
+          <w:sz w:val="24"/>
+        </w:rPr>
+        <w:t>。”老郎中道。</w:t>
+      </w:r>
+    </w:p>
+    <w:p>
+      <w:pPr>
+        <w:spacing w:before="0" w:after="80" w:line="360" w:lineRule="auto"/>
+        <w:ind w:firstLine="480"/>
+        <w:rPr>
+          <w:rFonts w:hint="eastAsia" w:ascii="宋体" w:hAnsi="宋体" w:eastAsia="宋体"/>
+          <w:sz w:val="24"/>
+          <w:lang w:eastAsia="zh-CN"/>
+        </w:rPr>
+      </w:pPr>
+      <w:r>
+        <w:rPr>
+          <w:rFonts w:hint="eastAsia"/>
+          <w:sz w:val="24"/>
+          <w:lang w:eastAsia="zh-CN"/>
+        </w:rPr>
+        <w:t>“</w:t>
+      </w:r>
+      <w:r>
+        <w:rPr>
+          <w:rFonts w:hint="eastAsia"/>
+          <w:sz w:val="24"/>
+          <w:lang w:val="en-US" w:eastAsia="zh-CN"/>
+        </w:rPr>
+        <w:t>至于过不过人，</w:t>
+      </w:r>
+      <w:r>
+        <w:rPr>
+          <w:rFonts w:ascii="宋体" w:hAnsi="宋体"/>
+          <w:sz w:val="24"/>
+        </w:rPr>
+        <w:t>我说不准。陈家还没听说有别人病了，可光凭这个，也不能说就不会传。</w:t>
+      </w:r>
+      <w:r>
+        <w:rPr>
+          <w:rFonts w:hint="eastAsia"/>
+          <w:sz w:val="24"/>
+          <w:lang w:eastAsia="zh-CN"/>
+        </w:rPr>
+        <w:t>”</w:t>
+      </w:r>
+    </w:p>
+    <w:p>
+      <w:pPr>
+        <w:spacing w:before="0" w:after="80" w:line="360" w:lineRule="auto"/>
+        <w:ind w:firstLine="480"/>
+        <w:rPr>
+          <w:rFonts w:hint="eastAsia"/>
+          <w:sz w:val="24"/>
+          <w:lang w:val="en-US" w:eastAsia="zh-CN"/>
+        </w:rPr>
+      </w:pPr>
+      <w:r>
+        <w:rPr>
+          <w:rFonts w:hint="eastAsia"/>
+          <w:sz w:val="24"/>
+          <w:lang w:val="en-US" w:eastAsia="zh-CN"/>
+        </w:rPr>
+        <w:t>看老郎中这里没有更多信息了，他打算去陈家问问。</w:t>
+      </w:r>
+    </w:p>
+    <w:p>
+      <w:pPr>
+        <w:spacing w:before="0" w:after="80" w:line="360" w:lineRule="auto"/>
+        <w:ind w:firstLine="480"/>
+        <w:rPr>
+          <w:rFonts w:hint="default"/>
+          <w:sz w:val="24"/>
+          <w:lang w:val="en-US" w:eastAsia="zh-CN"/>
+        </w:rPr>
+      </w:pPr>
+      <w:r>
+        <w:rPr>
+          <w:rFonts w:hint="eastAsia"/>
+          <w:sz w:val="24"/>
+          <w:lang w:val="en-US" w:eastAsia="zh-CN"/>
+        </w:rPr>
+        <w:t>周成得的什么病是小事，自己的安危是大事。虽然他现在没有这样的症状，但不怕一万就怕万一。要是陈家也有人得上了，他也能早做准备。</w:t>
       </w:r>
     </w:p>
     <w:p>
@@ -365,39 +700,135 @@
           <w:rFonts w:ascii="宋体" w:hAnsi="宋体"/>
           <w:sz w:val="24"/>
         </w:rPr>
-        <w:t>这人就是陈有福的哥哥，陈有田。他把两人让进院里，听沈川说完，叹道：“我弟弟倒没说不会站，后来是听不懂话了。喊他，他知道回头，可你跟他说什么，他就愣愣地看着你。”</w:t>
-      </w:r>
-    </w:p>
-    <w:p>
-      <w:pPr>
-        <w:spacing w:before="0" w:after="80" w:line="360" w:lineRule="auto"/>
-        <w:ind w:firstLine="480"/>
-      </w:pPr>
-      <w:r>
-        <w:rPr>
-          <w:rFonts w:ascii="宋体" w:hAnsi="宋体"/>
-          <w:sz w:val="24"/>
-        </w:rPr>
-        <w:t>家里人起初以为是耳朵出了毛病，凑到跟前说，声音放大些，都没用。四天前，人就这么没了。</w:t>
-      </w:r>
-    </w:p>
-    <w:p>
-      <w:pPr>
-        <w:spacing w:before="0" w:after="80" w:line="360" w:lineRule="auto"/>
-        <w:ind w:firstLine="480"/>
-      </w:pPr>
-      <w:r>
-        <w:rPr>
-          <w:rFonts w:ascii="宋体" w:hAnsi="宋体"/>
-          <w:sz w:val="24"/>
-        </w:rPr>
-        <w:t>沈川正想问陈有福是不是吃错了什么，陈有田却先问起周成病前受没受过伤，吃的东西有没有问题。</w:t>
-      </w:r>
-    </w:p>
-    <w:p>
-      <w:pPr>
-        <w:spacing w:before="0" w:after="80" w:line="360" w:lineRule="auto"/>
-        <w:ind w:firstLine="480"/>
+        <w:t>这人就是陈有福的哥哥，</w:t>
+      </w:r>
+      <w:r>
+        <w:rPr>
+          <w:rFonts w:hint="eastAsia"/>
+          <w:sz w:val="24"/>
+          <w:lang w:val="en-US" w:eastAsia="zh-CN"/>
+        </w:rPr>
+        <w:t>叫</w:t>
+      </w:r>
+      <w:r>
+        <w:rPr>
+          <w:rFonts w:ascii="宋体" w:hAnsi="宋体"/>
+          <w:sz w:val="24"/>
+        </w:rPr>
+        <w:t>陈有田。他</w:t>
+      </w:r>
+      <w:r>
+        <w:rPr>
+          <w:rFonts w:hint="eastAsia"/>
+          <w:sz w:val="24"/>
+          <w:lang w:val="en-US" w:eastAsia="zh-CN"/>
+        </w:rPr>
+        <w:t>让</w:t>
+      </w:r>
+      <w:r>
+        <w:rPr>
+          <w:rFonts w:ascii="宋体" w:hAnsi="宋体"/>
+          <w:sz w:val="24"/>
+        </w:rPr>
+        <w:t>两人进院里，听沈川说完，叹道：“我弟弟</w:t>
+      </w:r>
+      <w:r>
+        <w:rPr>
+          <w:rFonts w:hint="eastAsia"/>
+          <w:sz w:val="24"/>
+          <w:lang w:val="en-US" w:eastAsia="zh-CN"/>
+        </w:rPr>
+        <w:t>也是</w:t>
+      </w:r>
+      <w:r>
+        <w:rPr>
+          <w:rFonts w:ascii="宋体" w:hAnsi="宋体"/>
+          <w:sz w:val="24"/>
+        </w:rPr>
+        <w:t>后来听不懂话了。喊他，他知道回头，可你跟他说什么，他就愣愣地看着你。”</w:t>
+      </w:r>
+    </w:p>
+    <w:p>
+      <w:pPr>
+        <w:spacing w:before="0" w:after="80" w:line="360" w:lineRule="auto"/>
+        <w:ind w:firstLine="480"/>
+      </w:pPr>
+      <w:r>
+        <w:rPr>
+          <w:rFonts w:ascii="宋体" w:hAnsi="宋体"/>
+          <w:sz w:val="24"/>
+        </w:rPr>
+        <w:t>沈川正想问</w:t>
+      </w:r>
+      <w:r>
+        <w:rPr>
+          <w:rFonts w:hint="eastAsia"/>
+          <w:sz w:val="24"/>
+          <w:lang w:eastAsia="zh-CN"/>
+        </w:rPr>
+        <w:t>他</w:t>
+      </w:r>
+      <w:r>
+        <w:rPr>
+          <w:rFonts w:ascii="宋体" w:hAnsi="宋体"/>
+          <w:sz w:val="24"/>
+        </w:rPr>
+        <w:t>陈有福</w:t>
+      </w:r>
+      <w:r>
+        <w:rPr>
+          <w:rFonts w:hint="eastAsia"/>
+          <w:sz w:val="24"/>
+          <w:lang w:val="en-US" w:eastAsia="zh-CN"/>
+        </w:rPr>
+        <w:t>有没有</w:t>
+      </w:r>
+      <w:r>
+        <w:rPr>
+          <w:rFonts w:ascii="宋体" w:hAnsi="宋体"/>
+          <w:sz w:val="24"/>
+        </w:rPr>
+        <w:t>吃错了什么，</w:t>
+      </w:r>
+      <w:r>
+        <w:rPr>
+          <w:rFonts w:hint="eastAsia"/>
+          <w:sz w:val="24"/>
+          <w:lang w:val="en-US" w:eastAsia="zh-CN"/>
+        </w:rPr>
+        <w:t>有没有受过伤，</w:t>
+      </w:r>
+      <w:r>
+        <w:rPr>
+          <w:rFonts w:ascii="宋体" w:hAnsi="宋体"/>
+          <w:sz w:val="24"/>
+        </w:rPr>
+        <w:t>陈有田却先问起</w:t>
+      </w:r>
+      <w:r>
+        <w:rPr>
+          <w:rFonts w:hint="eastAsia"/>
+          <w:sz w:val="24"/>
+          <w:lang w:val="en-US" w:eastAsia="zh-CN"/>
+        </w:rPr>
+        <w:t>来了</w:t>
+      </w:r>
+      <w:r>
+        <w:rPr>
+          <w:rFonts w:ascii="宋体" w:hAnsi="宋体"/>
+          <w:sz w:val="24"/>
+        </w:rPr>
+        <w:t>。</w:t>
+      </w:r>
+    </w:p>
+    <w:p>
+      <w:pPr>
+        <w:spacing w:before="0" w:after="80" w:line="360" w:lineRule="auto"/>
+        <w:ind w:firstLine="480"/>
+        <w:rPr>
+          <w:rFonts w:ascii="宋体" w:hAnsi="宋体"/>
+          <w:sz w:val="24"/>
+        </w:rPr>
       </w:pPr>
       <w:r>
         <w:rPr>
@@ -411,6 +842,63 @@
       <w:pPr>
         <w:spacing w:before="0" w:after="80" w:line="360" w:lineRule="auto"/>
         <w:ind w:firstLine="480"/>
+        <w:rPr>
+          <w:rFonts w:hint="eastAsia"/>
+          <w:sz w:val="24"/>
+          <w:lang w:val="en-US" w:eastAsia="zh-CN"/>
+        </w:rPr>
+      </w:pPr>
+      <w:r>
+        <w:rPr>
+          <w:rFonts w:hint="eastAsia"/>
+          <w:sz w:val="24"/>
+          <w:lang w:val="en-US" w:eastAsia="zh-CN"/>
+        </w:rPr>
+        <w:t>“这病你还知道有别人得吗？”沈川问起自己最关心的事情。</w:t>
+      </w:r>
+    </w:p>
+    <w:p>
+      <w:pPr>
+        <w:spacing w:before="0" w:after="80" w:line="360" w:lineRule="auto"/>
+        <w:ind w:firstLine="480"/>
+        <w:rPr>
+          <w:rFonts w:hint="eastAsia"/>
+          <w:sz w:val="24"/>
+          <w:lang w:val="en-US" w:eastAsia="zh-CN"/>
+        </w:rPr>
+      </w:pPr>
+      <w:r>
+        <w:rPr>
+          <w:rFonts w:hint="eastAsia"/>
+          <w:sz w:val="24"/>
+          <w:lang w:val="en-US" w:eastAsia="zh-CN"/>
+        </w:rPr>
+        <w:t>陈有田摇摇头，说是只听说过他弟弟得。</w:t>
+      </w:r>
+    </w:p>
+    <w:p>
+      <w:pPr>
+        <w:spacing w:before="0" w:after="80" w:line="360" w:lineRule="auto"/>
+        <w:ind w:firstLine="480"/>
+        <w:rPr>
+          <w:rFonts w:hint="default"/>
+          <w:sz w:val="24"/>
+          <w:lang w:val="en-US" w:eastAsia="zh-CN"/>
+        </w:rPr>
+      </w:pPr>
+      <w:r>
+        <w:rPr>
+          <w:rFonts w:hint="eastAsia"/>
+          <w:sz w:val="24"/>
+          <w:lang w:val="en-US" w:eastAsia="zh-CN"/>
+        </w:rPr>
+        <w:t>听到这话，沈川松了一口气。</w:t>
+      </w:r>
+    </w:p>
+    <w:p>
+      <w:pPr>
+        <w:spacing w:before="0" w:after="80" w:line="360" w:lineRule="auto"/>
+        <w:ind w:firstLine="480"/>
       </w:pPr>
       <w:r>
         <w:rPr>
@@ -456,33 +944,93 @@
           <w:rFonts w:ascii="宋体" w:hAnsi="宋体"/>
           <w:sz w:val="24"/>
         </w:rPr>
-        <w:t>“对，就是他。”陈有田答道。</w:t>
-      </w:r>
-    </w:p>
-    <w:p>
-      <w:pPr>
-        <w:spacing w:before="0" w:after="80" w:line="360" w:lineRule="auto"/>
-        <w:ind w:firstLine="480"/>
-      </w:pPr>
-      <w:r>
-        <w:rPr>
-          <w:rFonts w:ascii="宋体" w:hAnsi="宋体"/>
-          <w:sz w:val="24"/>
-        </w:rPr>
-        <w:t>这地方沈川熟悉。他和周成听说那边缺人，工钱给得不错，便去干过一天，赵顺也是那天认识的。只要肯出力，就能比平常多挣些，这样的活，他当时还想多找几回。</w:t>
-      </w:r>
-    </w:p>
-    <w:p>
-      <w:pPr>
-        <w:spacing w:before="0" w:after="80" w:line="360" w:lineRule="auto"/>
-        <w:ind w:firstLine="480"/>
-      </w:pPr>
-      <w:r>
-        <w:rPr>
-          <w:rFonts w:ascii="宋体" w:hAnsi="宋体"/>
-          <w:sz w:val="24"/>
-        </w:rPr>
-        <w:t>可陈有福这个名字，他没印象。问过长相，他把那天一起干活的几个人想了一遍，还是对不上，便问陈有田，弟弟是哪天去的。</w:t>
+        <w:t>“对，就是他。”陈有田</w:t>
+      </w:r>
+      <w:r>
+        <w:rPr>
+          <w:rFonts w:hint="eastAsia"/>
+          <w:sz w:val="24"/>
+          <w:lang w:val="en-US" w:eastAsia="zh-CN"/>
+        </w:rPr>
+        <w:t>点头</w:t>
+      </w:r>
+      <w:r>
+        <w:rPr>
+          <w:rFonts w:ascii="宋体" w:hAnsi="宋体"/>
+          <w:sz w:val="24"/>
+        </w:rPr>
+        <w:t>。</w:t>
+      </w:r>
+    </w:p>
+    <w:p>
+      <w:pPr>
+        <w:spacing w:before="0" w:after="80" w:line="360" w:lineRule="auto"/>
+        <w:ind w:firstLine="480"/>
+      </w:pPr>
+      <w:r>
+        <w:rPr>
+          <w:rFonts w:ascii="宋体" w:hAnsi="宋体"/>
+          <w:sz w:val="24"/>
+        </w:rPr>
+        <w:t>这地方沈川熟悉。他和周成听说那边缺人，工钱给得不</w:t>
+      </w:r>
+      <w:r>
+        <w:rPr>
+          <w:rFonts w:hint="eastAsia"/>
+          <w:sz w:val="24"/>
+          <w:lang w:val="en-US" w:eastAsia="zh-CN"/>
+        </w:rPr>
+        <w:t>少</w:t>
+      </w:r>
+      <w:r>
+        <w:rPr>
+          <w:rFonts w:ascii="宋体" w:hAnsi="宋体"/>
+          <w:sz w:val="24"/>
+        </w:rPr>
+        <w:t>，便去干过一天，赵顺也是</w:t>
+      </w:r>
+      <w:r>
+        <w:rPr>
+          <w:rFonts w:hint="eastAsia"/>
+          <w:sz w:val="24"/>
+          <w:lang w:val="en-US" w:eastAsia="zh-CN"/>
+        </w:rPr>
+        <w:t>他们在</w:t>
+      </w:r>
+      <w:r>
+        <w:rPr>
+          <w:rFonts w:ascii="宋体" w:hAnsi="宋体"/>
+          <w:sz w:val="24"/>
+        </w:rPr>
+        <w:t>那天认识的。只要肯出力，就能比平常多挣些，这样的活，他当时还想多找几回。</w:t>
+      </w:r>
+    </w:p>
+    <w:p>
+      <w:pPr>
+        <w:spacing w:before="0" w:after="80" w:line="360" w:lineRule="auto"/>
+        <w:ind w:firstLine="480"/>
+      </w:pPr>
+      <w:r>
+        <w:rPr>
+          <w:rFonts w:ascii="宋体" w:hAnsi="宋体"/>
+          <w:sz w:val="24"/>
+        </w:rPr>
+        <w:t>可陈有福这个名字，他没印象。</w:t>
+      </w:r>
+      <w:r>
+        <w:rPr>
+          <w:rFonts w:hint="eastAsia"/>
+          <w:sz w:val="24"/>
+          <w:lang w:val="en-US" w:eastAsia="zh-CN"/>
+        </w:rPr>
+        <w:t>像陈有田</w:t>
+      </w:r>
+      <w:r>
+        <w:rPr>
+          <w:rFonts w:ascii="宋体" w:hAnsi="宋体"/>
+          <w:sz w:val="24"/>
+        </w:rPr>
+        <w:t>问过长相，他把那天一起干活的几个人想了一遍，还是对不上，便问陈有田，弟弟是哪天去的。</w:t>
       </w:r>
     </w:p>
     <w:p>
@@ -508,7 +1056,30 @@
           <w:rFonts w:ascii="宋体" w:hAnsi="宋体"/>
           <w:sz w:val="24"/>
         </w:rPr>
-        <w:t>沈川心里一紧。他以为陈有福是去做门窗一类的木工活，怎么也是下那个洞？</w:t>
+        <w:t>沈川心里一紧</w:t>
+      </w:r>
+      <w:r>
+        <w:rPr>
+          <w:rFonts w:hint="eastAsia"/>
+          <w:sz w:val="24"/>
+          <w:lang w:eastAsia="zh-CN"/>
+        </w:rPr>
+        <w:t>，</w:t>
+      </w:r>
+      <w:r>
+        <w:rPr>
+          <w:rFonts w:hint="eastAsia"/>
+          <w:sz w:val="24"/>
+          <w:lang w:val="en-US" w:eastAsia="zh-CN"/>
+        </w:rPr>
+        <w:t>刚放松的面部又僵硬了起来。</w:t>
+      </w:r>
+      <w:r>
+        <w:rPr>
+          <w:rFonts w:ascii="宋体" w:hAnsi="宋体"/>
+          <w:sz w:val="24"/>
+        </w:rPr>
+        <w:t>他以为陈有福是去做门窗一类的木工活，怎么也是下那个洞？</w:t>
       </w:r>
     </w:p>
     <w:p>
@@ -567,13 +1138,51 @@
       <w:pPr>
         <w:spacing w:before="0" w:after="80" w:line="360" w:lineRule="auto"/>
         <w:ind w:firstLine="480"/>
-      </w:pPr>
-      <w:r>
-        <w:rPr>
-          <w:rFonts w:ascii="宋体" w:hAnsi="宋体"/>
-          <w:sz w:val="24"/>
-        </w:rPr>
-        <w:t>沈川听着，下意识握了握手，手指还使得上劲。从那天出来到现在，他也没觉得哪里难受，可这又能说明什么？陈有福回来以后，不也照样过了几天才发病。</w:t>
+        <w:rPr>
+          <w:rFonts w:ascii="宋体" w:hAnsi="宋体"/>
+          <w:sz w:val="24"/>
+        </w:rPr>
+      </w:pPr>
+      <w:r>
+        <w:rPr>
+          <w:rFonts w:ascii="宋体" w:hAnsi="宋体"/>
+          <w:sz w:val="24"/>
+        </w:rPr>
+        <w:t>沈川听着，下意识握了握</w:t>
+      </w:r>
+      <w:r>
+        <w:rPr>
+          <w:rFonts w:hint="eastAsia"/>
+          <w:sz w:val="24"/>
+          <w:lang w:val="en-US" w:eastAsia="zh-CN"/>
+        </w:rPr>
+        <w:t>拳</w:t>
+      </w:r>
+      <w:r>
+        <w:rPr>
+          <w:rFonts w:ascii="宋体" w:hAnsi="宋体"/>
+          <w:sz w:val="24"/>
+        </w:rPr>
+        <w:t>，手指还使得上劲。从那天出来到现在，他也没觉得哪里难受，可这又能说明什么？陈有福回来以后，不也照样过了几天才发病。</w:t>
+      </w:r>
+    </w:p>
+    <w:p>
+      <w:pPr>
+        <w:spacing w:before="0" w:after="80" w:line="360" w:lineRule="auto"/>
+        <w:ind w:firstLine="480"/>
+        <w:rPr>
+          <w:rFonts w:hint="default" w:ascii="宋体" w:hAnsi="宋体" w:eastAsia="宋体"/>
+          <w:sz w:val="24"/>
+          <w:lang w:val="en-US" w:eastAsia="zh-CN"/>
+        </w:rPr>
+      </w:pPr>
+      <w:r>
+        <w:rPr>
+          <w:rFonts w:hint="eastAsia"/>
+          <w:sz w:val="24"/>
+          <w:lang w:val="en-US" w:eastAsia="zh-CN"/>
+        </w:rPr>
+        <w:t>好消息，这病应该不会传染，坏消息，他恐怕也有可能得上了。</w:t>
       </w:r>
     </w:p>
     <w:p>
@@ -599,7 +1208,37 @@
           <w:rFonts w:ascii="宋体" w:hAnsi="宋体"/>
           <w:sz w:val="24"/>
         </w:rPr>
-        <w:t>“还说不好。你弟弟下去那天，有没有别人跟着？”沈川问道。</w:t>
+        <w:t>“还说不好。你弟弟下去那</w:t>
+      </w:r>
+      <w:r>
+        <w:rPr>
+          <w:rFonts w:hint="eastAsia"/>
+          <w:sz w:val="24"/>
+          <w:lang w:val="en-US" w:eastAsia="zh-CN"/>
+        </w:rPr>
+        <w:t>次</w:t>
+      </w:r>
+      <w:r>
+        <w:rPr>
+          <w:rFonts w:ascii="宋体" w:hAnsi="宋体"/>
+          <w:sz w:val="24"/>
+        </w:rPr>
+        <w:t>，有没有别人</w:t>
+      </w:r>
+      <w:r>
+        <w:rPr>
+          <w:rFonts w:hint="eastAsia"/>
+          <w:sz w:val="24"/>
+          <w:lang w:val="en-US" w:eastAsia="zh-CN"/>
+        </w:rPr>
+        <w:t>一起</w:t>
+      </w:r>
+      <w:r>
+        <w:rPr>
+          <w:rFonts w:ascii="宋体" w:hAnsi="宋体"/>
+          <w:sz w:val="24"/>
+        </w:rPr>
+        <w:t>？”沈川问道。</w:t>
       </w:r>
     </w:p>
     <w:p>
@@ -638,33 +1277,93 @@
           <w:rFonts w:ascii="宋体" w:hAnsi="宋体"/>
           <w:sz w:val="24"/>
         </w:rPr>
-        <w:t>巷子外有人在吆喝着卖年糕。赵顺跟在他旁边，低声问：“现在去哪儿？”</w:t>
-      </w:r>
-    </w:p>
-    <w:p>
-      <w:pPr>
-        <w:spacing w:before="0" w:after="80" w:line="360" w:lineRule="auto"/>
-        <w:ind w:firstLine="480"/>
-      </w:pPr>
-      <w:r>
-        <w:rPr>
-          <w:rFonts w:ascii="宋体" w:hAnsi="宋体"/>
-          <w:sz w:val="24"/>
-        </w:rPr>
-        <w:t>“先去打听跟陈有福下去的那个人。”沈川道。</w:t>
-      </w:r>
-    </w:p>
-    <w:p>
-      <w:pPr>
-        <w:spacing w:before="0" w:after="80" w:line="360" w:lineRule="auto"/>
-        <w:ind w:firstLine="480"/>
-      </w:pPr>
-      <w:r>
-        <w:rPr>
-          <w:rFonts w:ascii="宋体" w:hAnsi="宋体"/>
-          <w:sz w:val="24"/>
-        </w:rPr>
-        <w:t>那人要是还好好的，兴许能说清下面的情况。沈川此刻只盼着找到他，别再晚了一步。</w:t>
+        <w:t>赵顺跟在他旁边问：“现在去哪儿？”</w:t>
+      </w:r>
+    </w:p>
+    <w:p>
+      <w:pPr>
+        <w:spacing w:before="0" w:after="80" w:line="360" w:lineRule="auto"/>
+        <w:ind w:firstLine="480"/>
+        <w:rPr>
+          <w:rFonts w:hint="eastAsia" w:eastAsia="宋体"/>
+          <w:lang w:eastAsia="zh-CN"/>
+        </w:rPr>
+      </w:pPr>
+      <w:r>
+        <w:rPr>
+          <w:rFonts w:ascii="宋体" w:hAnsi="宋体"/>
+          <w:sz w:val="24"/>
+        </w:rPr>
+        <w:t>“先去打听跟陈有福下去的那个人。”沈川</w:t>
+      </w:r>
+      <w:r>
+        <w:rPr>
+          <w:rFonts w:hint="eastAsia"/>
+          <w:sz w:val="24"/>
+          <w:lang w:val="en-US" w:eastAsia="zh-CN"/>
+        </w:rPr>
+        <w:t>沉声</w:t>
+      </w:r>
+      <w:r>
+        <w:rPr>
+          <w:rFonts w:ascii="宋体" w:hAnsi="宋体"/>
+          <w:sz w:val="24"/>
+        </w:rPr>
+        <w:t>道</w:t>
+      </w:r>
+      <w:r>
+        <w:rPr>
+          <w:rFonts w:hint="eastAsia"/>
+          <w:sz w:val="24"/>
+          <w:lang w:eastAsia="zh-CN"/>
+        </w:rPr>
+        <w:t>，“</w:t>
+      </w:r>
+      <w:r>
+        <w:rPr>
+          <w:rFonts w:hint="eastAsia"/>
+          <w:sz w:val="24"/>
+          <w:lang w:val="en-US" w:eastAsia="zh-CN"/>
+        </w:rPr>
+        <w:t>要是那个人也出事了，恐怕真是情况不妙了。</w:t>
+      </w:r>
+      <w:r>
+        <w:rPr>
+          <w:rFonts w:hint="eastAsia"/>
+          <w:sz w:val="24"/>
+          <w:lang w:eastAsia="zh-CN"/>
+        </w:rPr>
+        <w:t>”</w:t>
+      </w:r>
+    </w:p>
+    <w:p>
+      <w:pPr>
+        <w:spacing w:before="0" w:after="80" w:line="360" w:lineRule="auto"/>
+        <w:ind w:firstLine="480"/>
+      </w:pPr>
+      <w:r>
+        <w:rPr>
+          <w:rFonts w:ascii="宋体" w:hAnsi="宋体"/>
+          <w:sz w:val="24"/>
+        </w:rPr>
+        <w:t>沈川此刻只盼</w:t>
+      </w:r>
+      <w:r>
+        <w:rPr>
+          <w:rFonts w:hint="eastAsia"/>
+          <w:sz w:val="24"/>
+          <w:lang w:val="en-US" w:eastAsia="zh-CN"/>
+        </w:rPr>
+        <w:t>那人没事</w:t>
+      </w:r>
+      <w:bookmarkStart w:id="0" w:name="_GoBack"/>
+      <w:bookmarkEnd w:id="0"/>
+      <w:r>
+        <w:rPr>
+          <w:rFonts w:ascii="宋体" w:hAnsi="宋体"/>
+          <w:sz w:val="24"/>
+        </w:rPr>
+        <w:t>。</w:t>
       </w:r>
     </w:p>
     <w:sectPr>

--- a/正文/草稿/第二章-语言修改版.docx
+++ b/正文/草稿/第二章-语言修改版.docx
@@ -4,7 +4,7 @@
   <w:body>
     <w:p>
       <w:pPr>
-        <w:pStyle w:val="2"/>
+        <w:pStyle w:val="4"/>
         <w:spacing w:after="280"/>
         <w:ind w:firstLine="0"/>
         <w:jc w:val="center"/>
@@ -128,7 +128,7 @@
           <w:sz w:val="24"/>
           <w:lang w:val="en-US" w:eastAsia="zh-CN"/>
         </w:rPr>
-        <w:t>不会用火镰，系不上鞋带，数错钱，不会拿筷子，连站都不会站了……这病似乎会让人忘事。</w:t>
+        <w:t>不会用火镰，系不上鞋带，数错钱，不会拿筷子，连站都不会站了……这病似乎会让人忘事？</w:t>
       </w:r>
     </w:p>
     <w:p>
@@ -147,7 +147,7 @@
           <w:sz w:val="24"/>
           <w:lang w:val="en-US" w:eastAsia="zh-CN"/>
         </w:rPr>
-        <w:t>不，光说忘事还不太对，是连自己本来会的东西都忘了。</w:t>
+        <w:t>不，不能说是忘事，是会忘记自己本来会的东西。</w:t>
       </w:r>
     </w:p>
     <w:p>
@@ -177,7 +177,22 @@
           <w:rFonts w:ascii="宋体" w:hAnsi="宋体"/>
           <w:sz w:val="24"/>
         </w:rPr>
-        <w:t>沈川还拿不准，便没提自己的猜测，只说郎中让他们回来问问，明早再去一趟，有了消息就来告诉她。</w:t>
+        <w:t>沈川还</w:t>
+      </w:r>
+      <w:r>
+        <w:rPr>
+          <w:rFonts w:hint="eastAsia"/>
+          <w:sz w:val="24"/>
+          <w:lang w:val="en-US" w:eastAsia="zh-CN"/>
+        </w:rPr>
+        <w:t>不确定</w:t>
+      </w:r>
+      <w:r>
+        <w:rPr>
+          <w:rFonts w:ascii="宋体" w:hAnsi="宋体"/>
+          <w:sz w:val="24"/>
+        </w:rPr>
+        <w:t>，便没提自己的猜测，只说郎中让他们回来问问，明早再去一趟，有了消息就来告诉她。</w:t>
       </w:r>
     </w:p>
     <w:p>
@@ -229,7 +244,22 @@
           <w:rFonts w:ascii="宋体" w:hAnsi="宋体"/>
           <w:sz w:val="24"/>
         </w:rPr>
-        <w:t>“这就不知道了。他说火镰坏了，他妻子也没想到是他出了毛病。不过昨天他倒在地上，自己说的是不知道该怎么站起来。”沈川答道。</w:t>
+        <w:t>“这就不知道了。他说火镰坏了，他妻子也没想到是他出了毛病。不过昨天他倒在地上</w:t>
+      </w:r>
+      <w:r>
+        <w:rPr>
+          <w:rFonts w:hint="eastAsia"/>
+          <w:sz w:val="24"/>
+          <w:lang w:val="en-US" w:eastAsia="zh-CN"/>
+        </w:rPr>
+        <w:t>时</w:t>
+      </w:r>
+      <w:r>
+        <w:rPr>
+          <w:rFonts w:ascii="宋体" w:hAnsi="宋体"/>
+          <w:sz w:val="24"/>
+        </w:rPr>
+        <w:t>，自己说的是不知道该怎么站起来。”沈川答道。</w:t>
       </w:r>
     </w:p>
     <w:p>
@@ -401,7 +431,22 @@
           <w:rFonts w:ascii="宋体" w:hAnsi="宋体"/>
           <w:sz w:val="24"/>
         </w:rPr>
-        <w:t>老郎中摇了摇头。当时他查过陈有福的手脚，没发现什么毛病，问起别的事也都答得上来。后来陈家又来请，说人突然不行了，他赶过去，已经没了气。</w:t>
+        <w:t>老郎中摇了摇头。当时他查过陈有福的手脚，没发现什么毛病，问起别的事也都答得上来。后来陈家又来请，说人突然不行了，他赶过去</w:t>
+      </w:r>
+      <w:r>
+        <w:rPr>
+          <w:rFonts w:hint="eastAsia"/>
+          <w:sz w:val="24"/>
+          <w:lang w:val="en-US" w:eastAsia="zh-CN"/>
+        </w:rPr>
+        <w:t>时</w:t>
+      </w:r>
+      <w:r>
+        <w:rPr>
+          <w:rFonts w:ascii="宋体" w:hAnsi="宋体"/>
+          <w:sz w:val="24"/>
+        </w:rPr>
+        <w:t>，已经没了气。</w:t>
       </w:r>
     </w:p>
     <w:p>
@@ -428,16 +473,65 @@
         <w:spacing w:before="0" w:after="80" w:line="360" w:lineRule="auto"/>
         <w:ind w:firstLine="480"/>
         <w:rPr>
-          <w:rFonts w:ascii="宋体" w:hAnsi="宋体"/>
-          <w:sz w:val="24"/>
-        </w:rPr>
-      </w:pPr>
-      <w:r>
-        <w:rPr>
-          <w:rFonts w:ascii="宋体" w:hAnsi="宋体"/>
-          <w:sz w:val="24"/>
-        </w:rPr>
-        <w:t>“最后到底怎么发作的，我没见着。我行医几十年，健忘的病人见过不少，跟他们两个都不一样。到底是什么病，我也说不准。”老郎中道。</w:t>
+          <w:rFonts w:hint="default"/>
+          <w:sz w:val="24"/>
+          <w:lang w:val="en-US" w:eastAsia="zh-CN"/>
+        </w:rPr>
+      </w:pPr>
+      <w:r>
+        <w:rPr>
+          <w:rFonts w:hint="eastAsia"/>
+          <w:sz w:val="24"/>
+          <w:lang w:val="en-US" w:eastAsia="zh-CN"/>
+        </w:rPr>
+        <w:t>沈川心里疑惑更重了。</w:t>
+      </w:r>
+    </w:p>
+    <w:p>
+      <w:pPr>
+        <w:spacing w:before="0" w:after="80" w:line="360" w:lineRule="auto"/>
+        <w:ind w:firstLine="480"/>
+        <w:rPr>
+          <w:rFonts w:ascii="宋体" w:hAnsi="宋体"/>
+          <w:sz w:val="24"/>
+        </w:rPr>
+      </w:pPr>
+      <w:r>
+        <w:rPr>
+          <w:rFonts w:ascii="宋体" w:hAnsi="宋体"/>
+          <w:sz w:val="24"/>
+        </w:rPr>
+        <w:t>“最后到底怎么发作的，我没见着。我行医几十年</w:t>
+      </w:r>
+      <w:r>
+        <w:rPr>
+          <w:rFonts w:hint="eastAsia"/>
+          <w:sz w:val="24"/>
+          <w:lang w:eastAsia="zh-CN"/>
+        </w:rPr>
+        <w:t>了</w:t>
+      </w:r>
+      <w:r>
+        <w:rPr>
+          <w:rFonts w:ascii="宋体" w:hAnsi="宋体"/>
+          <w:sz w:val="24"/>
+        </w:rPr>
+        <w:t>，</w:t>
+      </w:r>
+      <w:r>
+        <w:rPr>
+          <w:rFonts w:hint="eastAsia"/>
+          <w:sz w:val="24"/>
+          <w:lang w:val="en-US" w:eastAsia="zh-CN"/>
+        </w:rPr>
+        <w:t>让人忘事的病也见过不少</w:t>
+      </w:r>
+      <w:r>
+        <w:rPr>
+          <w:rFonts w:ascii="宋体" w:hAnsi="宋体"/>
+          <w:sz w:val="24"/>
+        </w:rPr>
+        <w:t>，跟他们两个都不一样。到底是什么病，我也说不准。”老郎中道。</w:t>
       </w:r>
     </w:p>
     <w:p>
@@ -475,33 +569,63 @@
           <w:sz w:val="24"/>
           <w:lang w:val="en-US" w:eastAsia="zh-CN"/>
         </w:rPr>
-        <w:t>周成人都没了，查出病名也救不回来，眼下还是自己的安危更要紧。虽然他现在没这些症状，但不怕一万，就怕万一。沈川打算去陈家看看，向郎中问清了住处。</w:t>
-      </w:r>
-    </w:p>
-    <w:p>
-      <w:pPr>
-        <w:spacing w:before="0" w:after="80" w:line="360" w:lineRule="auto"/>
-        <w:ind w:firstLine="480"/>
-      </w:pPr>
-      <w:r>
-        <w:rPr>
-          <w:rFonts w:ascii="宋体" w:hAnsi="宋体"/>
-          <w:sz w:val="24"/>
-        </w:rPr>
-        <w:t>陈家在镇东一条窄巷里，门上还贴着白纸。沈川照着郎中说的位置找到门前，敲了几下。开门的汉子四十来岁，听沈川提起郎中，便问他们有什么事。</w:t>
-      </w:r>
-    </w:p>
-    <w:p>
-      <w:pPr>
-        <w:spacing w:before="0" w:after="80" w:line="360" w:lineRule="auto"/>
-        <w:ind w:firstLine="480"/>
-      </w:pPr>
-      <w:r>
-        <w:rPr>
-          <w:rFonts w:ascii="宋体" w:hAnsi="宋体"/>
-          <w:sz w:val="24"/>
-        </w:rPr>
-        <w:t>沈川说了周成的事，还没来得及问，对方先追问起来：“他也不会用东西了？后来呢？”</w:t>
+        <w:t>周成得什么病是小事，毕竟人都没了，自己的安危却是大事。虽然他现在没这些症状，但不怕一万，就怕万一。沈川打算去陈家看看，便向郎中问清了住处。</w:t>
+      </w:r>
+    </w:p>
+    <w:p>
+      <w:pPr>
+        <w:spacing w:before="0" w:after="80" w:line="360" w:lineRule="auto"/>
+        <w:ind w:firstLine="480"/>
+        <w:rPr>
+          <w:rFonts w:ascii="宋体" w:hAnsi="宋体"/>
+          <w:sz w:val="24"/>
+        </w:rPr>
+      </w:pPr>
+      <w:r>
+        <w:rPr>
+          <w:rFonts w:ascii="宋体" w:hAnsi="宋体"/>
+          <w:sz w:val="24"/>
+        </w:rPr>
+        <w:t>陈家在镇东一条窄巷里，门上还贴着白纸。沈川照着郎中说的位置找到门前，敲了几下。</w:t>
+      </w:r>
+    </w:p>
+    <w:p>
+      <w:pPr>
+        <w:spacing w:before="0" w:after="80" w:line="360" w:lineRule="auto"/>
+        <w:ind w:firstLine="480"/>
+      </w:pPr>
+      <w:r>
+        <w:rPr>
+          <w:rFonts w:ascii="宋体" w:hAnsi="宋体"/>
+          <w:sz w:val="24"/>
+        </w:rPr>
+        <w:t>开门的汉子四十来岁，听沈川提起郎中，便问他们有什么事。</w:t>
+      </w:r>
+    </w:p>
+    <w:p>
+      <w:pPr>
+        <w:spacing w:before="0" w:after="80" w:line="360" w:lineRule="auto"/>
+        <w:ind w:firstLine="480"/>
+        <w:rPr>
+          <w:rFonts w:hint="eastAsia"/>
+          <w:sz w:val="24"/>
+          <w:lang w:val="en-US" w:eastAsia="zh-CN"/>
+        </w:rPr>
+      </w:pPr>
+      <w:r>
+        <w:rPr>
+          <w:rFonts w:ascii="宋体" w:hAnsi="宋体"/>
+          <w:sz w:val="24"/>
+        </w:rPr>
+        <w:t>沈川说了周成的</w:t>
+      </w:r>
+      <w:r>
+        <w:rPr>
+          <w:rFonts w:hint="eastAsia"/>
+          <w:sz w:val="24"/>
+          <w:lang w:val="en-US" w:eastAsia="zh-CN"/>
+        </w:rPr>
+        <w:t>情况。</w:t>
       </w:r>
     </w:p>
     <w:p>
@@ -621,13 +745,38 @@
       <w:pPr>
         <w:spacing w:before="0" w:after="80" w:line="360" w:lineRule="auto"/>
         <w:ind w:firstLine="480"/>
-      </w:pPr>
-      <w:r>
-        <w:rPr>
-          <w:rFonts w:ascii="宋体" w:hAnsi="宋体"/>
-          <w:sz w:val="24"/>
-        </w:rPr>
-        <w:t>陈有田说，弟弟平时在镇上做木工，最后去的是镇东头一个正在挖地基的院子。赵顺问管事是不是姓冯，陈有田点了点头。</w:t>
+        <w:rPr>
+          <w:rFonts w:ascii="宋体" w:hAnsi="宋体"/>
+          <w:sz w:val="24"/>
+        </w:rPr>
+      </w:pPr>
+      <w:r>
+        <w:rPr>
+          <w:rFonts w:ascii="宋体" w:hAnsi="宋体"/>
+          <w:sz w:val="24"/>
+        </w:rPr>
+        <w:t>陈有田说，弟弟平时在镇上做木工，最后去的是镇东头一个正在挖地基的院子。</w:t>
+      </w:r>
+    </w:p>
+    <w:p>
+      <w:pPr>
+        <w:spacing w:before="0" w:after="80" w:line="360" w:lineRule="auto"/>
+        <w:ind w:firstLine="480"/>
+      </w:pPr>
+      <w:r>
+        <w:rPr>
+          <w:rFonts w:hint="eastAsia"/>
+          <w:sz w:val="24"/>
+          <w:lang w:val="en-US" w:eastAsia="zh-CN"/>
+        </w:rPr>
+        <w:t>听到这里，</w:t>
+      </w:r>
+      <w:r>
+        <w:rPr>
+          <w:rFonts w:ascii="宋体" w:hAnsi="宋体"/>
+          <w:sz w:val="24"/>
+        </w:rPr>
+        <w:t>赵顺问管事是不是姓冯，陈有田点了点头。</w:t>
       </w:r>
     </w:p>
     <w:p>
@@ -670,7 +819,22 @@
           <w:rFonts w:ascii="宋体" w:hAnsi="宋体"/>
           <w:sz w:val="24"/>
         </w:rPr>
-        <w:t>那天认识的。只要肯出力，就能比平常多挣些，这样的活，他当时还想多找几回。</w:t>
+        <w:t>那天认识的。只要肯出力，就能比平常多挣些，这样的活，他当时还想多找几</w:t>
+      </w:r>
+      <w:r>
+        <w:rPr>
+          <w:rFonts w:hint="eastAsia"/>
+          <w:sz w:val="24"/>
+          <w:lang w:val="en-US" w:eastAsia="zh-CN"/>
+        </w:rPr>
+        <w:t>个</w:t>
+      </w:r>
+      <w:r>
+        <w:rPr>
+          <w:rFonts w:ascii="宋体" w:hAnsi="宋体"/>
+          <w:sz w:val="24"/>
+        </w:rPr>
+        <w:t>。</w:t>
       </w:r>
     </w:p>
     <w:p>
@@ -703,13 +867,76 @@
       <w:pPr>
         <w:spacing w:before="0" w:after="80" w:line="360" w:lineRule="auto"/>
         <w:ind w:firstLine="480"/>
-      </w:pPr>
-      <w:r>
-        <w:rPr>
-          <w:rFonts w:ascii="宋体" w:hAnsi="宋体"/>
-          <w:sz w:val="24"/>
-        </w:rPr>
-        <w:t>沈川心里一紧。他以为陈有福是去做门窗一类的木工活，怎么也是下那个洞？</w:t>
+        <w:rPr>
+          <w:rFonts w:ascii="宋体" w:hAnsi="宋体"/>
+          <w:sz w:val="24"/>
+        </w:rPr>
+      </w:pPr>
+      <w:r>
+        <w:rPr>
+          <w:rFonts w:ascii="宋体" w:hAnsi="宋体"/>
+          <w:sz w:val="24"/>
+        </w:rPr>
+        <w:t>沈川心里一紧</w:t>
+      </w:r>
+      <w:r>
+        <w:rPr>
+          <w:rFonts w:hint="eastAsia"/>
+          <w:sz w:val="24"/>
+          <w:lang w:eastAsia="zh-CN"/>
+        </w:rPr>
+        <w:t>，</w:t>
+      </w:r>
+      <w:r>
+        <w:rPr>
+          <w:rFonts w:hint="eastAsia"/>
+          <w:sz w:val="24"/>
+          <w:lang w:val="en-US" w:eastAsia="zh-CN"/>
+        </w:rPr>
+        <w:t>本来放下去的心又提了起来</w:t>
+      </w:r>
+      <w:r>
+        <w:rPr>
+          <w:rFonts w:ascii="宋体" w:hAnsi="宋体"/>
+          <w:sz w:val="24"/>
+        </w:rPr>
+        <w:t>。</w:t>
+      </w:r>
+    </w:p>
+    <w:p>
+      <w:pPr>
+        <w:spacing w:before="0" w:after="80" w:line="360" w:lineRule="auto"/>
+        <w:ind w:firstLine="480"/>
+      </w:pPr>
+      <w:r>
+        <w:rPr>
+          <w:rFonts w:hint="eastAsia"/>
+          <w:sz w:val="24"/>
+          <w:lang w:eastAsia="zh-CN"/>
+        </w:rPr>
+        <w:t>他</w:t>
+      </w:r>
+      <w:r>
+        <w:rPr>
+          <w:rFonts w:ascii="宋体" w:hAnsi="宋体"/>
+          <w:sz w:val="24"/>
+        </w:rPr>
+        <w:t>怎么也下</w:t>
+      </w:r>
+      <w:r>
+        <w:rPr>
+          <w:rFonts w:hint="eastAsia"/>
+          <w:sz w:val="24"/>
+          <w:lang w:eastAsia="zh-CN"/>
+        </w:rPr>
+        <w:t>了</w:t>
+      </w:r>
+      <w:r>
+        <w:rPr>
+          <w:rFonts w:ascii="宋体" w:hAnsi="宋体"/>
+          <w:sz w:val="24"/>
+        </w:rPr>
+        <w:t>那个洞？</w:t>
       </w:r>
     </w:p>
     <w:p>
@@ -748,20 +975,52 @@
           <w:rFonts w:ascii="宋体" w:hAnsi="宋体"/>
           <w:sz w:val="24"/>
         </w:rPr>
-        <w:t>陈有田问：“没有，回来还好好的，隔了几天才不对劲。怎么，你们也去过？”</w:t>
-      </w:r>
-    </w:p>
-    <w:p>
-      <w:pPr>
-        <w:spacing w:before="0" w:after="80" w:line="360" w:lineRule="auto"/>
-        <w:ind w:firstLine="480"/>
-      </w:pPr>
-      <w:r>
-        <w:rPr>
-          <w:rFonts w:ascii="宋体" w:hAnsi="宋体"/>
-          <w:sz w:val="24"/>
-        </w:rPr>
-        <w:t>沈川点头，说他们三个都下去搬过石头。赵顺急着问里面有没有什么不对劲，陈有田却说不出多少，只记得弟弟提过里面很深，走到一处塌了的地方就回来了。</w:t>
+        <w:t>陈有田</w:t>
+      </w:r>
+      <w:r>
+        <w:rPr>
+          <w:rFonts w:hint="eastAsia"/>
+          <w:sz w:val="24"/>
+          <w:lang w:val="en-US" w:eastAsia="zh-CN"/>
+        </w:rPr>
+        <w:t>道</w:t>
+      </w:r>
+      <w:r>
+        <w:rPr>
+          <w:rFonts w:ascii="宋体" w:hAnsi="宋体"/>
+          <w:sz w:val="24"/>
+        </w:rPr>
+        <w:t>：“没有，回来还好好的，隔了几天才不对劲。怎么，你们也去过？”</w:t>
+      </w:r>
+    </w:p>
+    <w:p>
+      <w:pPr>
+        <w:spacing w:before="0" w:after="80" w:line="360" w:lineRule="auto"/>
+        <w:ind w:firstLine="480"/>
+        <w:rPr>
+          <w:rFonts w:ascii="宋体" w:hAnsi="宋体"/>
+          <w:sz w:val="24"/>
+        </w:rPr>
+      </w:pPr>
+      <w:r>
+        <w:rPr>
+          <w:rFonts w:ascii="宋体" w:hAnsi="宋体"/>
+          <w:sz w:val="24"/>
+        </w:rPr>
+        <w:t>沈川点头，说他们三个都下去搬过石头。</w:t>
+      </w:r>
+    </w:p>
+    <w:p>
+      <w:pPr>
+        <w:spacing w:before="0" w:after="80" w:line="360" w:lineRule="auto"/>
+        <w:ind w:firstLine="480"/>
+      </w:pPr>
+      <w:r>
+        <w:rPr>
+          <w:rFonts w:ascii="宋体" w:hAnsi="宋体"/>
+          <w:sz w:val="24"/>
+        </w:rPr>
+        <w:t>赵顺急着问里面有没有什么不对劲，陈有田却说不出多少，只记得弟弟提过里面很深，走到一处塌了的地方就回来了。</w:t>
       </w:r>
     </w:p>
     <w:p>
@@ -797,89 +1056,7 @@
           <w:sz w:val="24"/>
           <w:lang w:val="en-US" w:eastAsia="zh-CN"/>
         </w:rPr>
-        <w:t>好消息，暂时没看出这病会传人。坏消息，他还是可能得上。</w:t>
-      </w:r>
-    </w:p>
-    <w:p>
-      <w:pPr>
-        <w:spacing w:before="0" w:after="80" w:line="360" w:lineRule="auto"/>
-        <w:ind w:firstLine="480"/>
-      </w:pPr>
-      <w:r>
-        <w:rPr>
-          <w:rFonts w:ascii="宋体" w:hAnsi="宋体"/>
-          <w:sz w:val="24"/>
-        </w:rPr>
-        <w:t>陈有田问：“你们觉得是从那下面染了病？”</w:t>
-      </w:r>
-    </w:p>
-    <w:p>
-      <w:pPr>
-        <w:spacing w:before="0" w:after="80" w:line="360" w:lineRule="auto"/>
-        <w:ind w:firstLine="480"/>
-      </w:pPr>
-      <w:r>
-        <w:rPr>
-          <w:rFonts w:ascii="宋体" w:hAnsi="宋体"/>
-          <w:sz w:val="24"/>
-        </w:rPr>
-        <w:t>“还说不好。你弟弟下去那</w:t>
-      </w:r>
-      <w:r>
-        <w:rPr>
-          <w:rFonts w:hint="eastAsia"/>
-          <w:sz w:val="24"/>
-          <w:lang w:val="en-US" w:eastAsia="zh-CN"/>
-        </w:rPr>
-        <w:t>次</w:t>
-      </w:r>
-      <w:r>
-        <w:rPr>
-          <w:rFonts w:ascii="宋体" w:hAnsi="宋体"/>
-          <w:sz w:val="24"/>
-        </w:rPr>
-        <w:t>，有没有别人</w:t>
-      </w:r>
-      <w:r>
-        <w:rPr>
-          <w:rFonts w:hint="eastAsia"/>
-          <w:sz w:val="24"/>
-          <w:lang w:val="en-US" w:eastAsia="zh-CN"/>
-        </w:rPr>
-        <w:t>一起</w:t>
-      </w:r>
-      <w:r>
-        <w:rPr>
-          <w:rFonts w:ascii="宋体" w:hAnsi="宋体"/>
-          <w:sz w:val="24"/>
-        </w:rPr>
-        <w:t>？”沈川问道。</w:t>
-      </w:r>
-    </w:p>
-    <w:p>
-      <w:pPr>
-        <w:spacing w:before="0" w:after="80" w:line="360" w:lineRule="auto"/>
-        <w:ind w:firstLine="480"/>
-      </w:pPr>
-      <w:r>
-        <w:rPr>
-          <w:rFonts w:ascii="宋体" w:hAnsi="宋体"/>
-          <w:sz w:val="24"/>
-        </w:rPr>
-        <w:t>陈有田说还有一个人，但他不认识，名字也没听弟弟提过。</w:t>
-      </w:r>
-    </w:p>
-    <w:p>
-      <w:pPr>
-        <w:spacing w:before="0" w:after="80" w:line="360" w:lineRule="auto"/>
-        <w:ind w:firstLine="480"/>
-      </w:pPr>
-      <w:r>
-        <w:rPr>
-          <w:rFonts w:ascii="宋体" w:hAnsi="宋体"/>
-          <w:sz w:val="24"/>
-        </w:rPr>
-        <w:t>沈川请他想起别的事就告诉郎中，随后和赵顺出了门。</w:t>
+        <w:t>好消息，暂时没看出这病会传人。坏消息，他可能还是得上了。</w:t>
       </w:r>
     </w:p>
     <w:p>
@@ -896,6 +1073,115 @@
           <w:rFonts w:ascii="宋体" w:hAnsi="宋体"/>
           <w:sz w:val="24"/>
         </w:rPr>
+        <w:t>“你们觉得是从那下面染了病？”陈有田问</w:t>
+      </w:r>
+      <w:r>
+        <w:rPr>
+          <w:rFonts w:hint="eastAsia"/>
+          <w:sz w:val="24"/>
+          <w:lang w:eastAsia="zh-CN"/>
+        </w:rPr>
+        <w:t>。</w:t>
+      </w:r>
+    </w:p>
+    <w:p>
+      <w:pPr>
+        <w:spacing w:before="0" w:after="80" w:line="360" w:lineRule="auto"/>
+        <w:ind w:firstLine="480"/>
+      </w:pPr>
+      <w:r>
+        <w:rPr>
+          <w:rFonts w:ascii="宋体" w:hAnsi="宋体"/>
+          <w:sz w:val="24"/>
+        </w:rPr>
+        <w:t>“还说不好。你弟弟下去那</w:t>
+      </w:r>
+      <w:r>
+        <w:rPr>
+          <w:rFonts w:hint="eastAsia"/>
+          <w:sz w:val="24"/>
+          <w:lang w:val="en-US" w:eastAsia="zh-CN"/>
+        </w:rPr>
+        <w:t>次</w:t>
+      </w:r>
+      <w:r>
+        <w:rPr>
+          <w:rFonts w:ascii="宋体" w:hAnsi="宋体"/>
+          <w:sz w:val="24"/>
+        </w:rPr>
+        <w:t>，有没有别人</w:t>
+      </w:r>
+      <w:r>
+        <w:rPr>
+          <w:rFonts w:hint="eastAsia"/>
+          <w:sz w:val="24"/>
+          <w:lang w:val="en-US" w:eastAsia="zh-CN"/>
+        </w:rPr>
+        <w:t>一起</w:t>
+      </w:r>
+      <w:r>
+        <w:rPr>
+          <w:rFonts w:ascii="宋体" w:hAnsi="宋体"/>
+          <w:sz w:val="24"/>
+        </w:rPr>
+        <w:t>？”沈川问道。</w:t>
+      </w:r>
+    </w:p>
+    <w:p>
+      <w:pPr>
+        <w:spacing w:before="0" w:after="80" w:line="360" w:lineRule="auto"/>
+        <w:ind w:firstLine="480"/>
+      </w:pPr>
+      <w:r>
+        <w:rPr>
+          <w:rFonts w:ascii="宋体" w:hAnsi="宋体"/>
+          <w:sz w:val="24"/>
+        </w:rPr>
+        <w:t>陈有田说还有一个人，但他不认识，名字也没听弟弟提过。</w:t>
+      </w:r>
+    </w:p>
+    <w:p>
+      <w:pPr>
+        <w:spacing w:before="0" w:after="80" w:line="360" w:lineRule="auto"/>
+        <w:ind w:firstLine="480"/>
+      </w:pPr>
+      <w:r>
+        <w:rPr>
+          <w:rFonts w:ascii="宋体" w:hAnsi="宋体"/>
+          <w:sz w:val="24"/>
+        </w:rPr>
+        <w:t>沈川请他想起别的事就告诉郎中，随后</w:t>
+      </w:r>
+      <w:r>
+        <w:rPr>
+          <w:rFonts w:hint="eastAsia"/>
+          <w:sz w:val="24"/>
+          <w:lang w:val="en-US" w:eastAsia="zh-CN"/>
+        </w:rPr>
+        <w:t>就离开了</w:t>
+      </w:r>
+      <w:r>
+        <w:rPr>
+          <w:rFonts w:ascii="宋体" w:hAnsi="宋体"/>
+          <w:sz w:val="24"/>
+        </w:rPr>
+        <w:t>。</w:t>
+      </w:r>
+    </w:p>
+    <w:p>
+      <w:pPr>
+        <w:spacing w:before="0" w:after="80" w:line="360" w:lineRule="auto"/>
+        <w:ind w:firstLine="480"/>
+        <w:rPr>
+          <w:rFonts w:hint="eastAsia" w:eastAsia="宋体"/>
+          <w:lang w:eastAsia="zh-CN"/>
+        </w:rPr>
+      </w:pPr>
+      <w:r>
+        <w:rPr>
+          <w:rFonts w:ascii="宋体" w:hAnsi="宋体"/>
+          <w:sz w:val="24"/>
+        </w:rPr>
         <w:t>“先去打听跟陈有福下去的那个人。要是他也出事了，恐怕真跟那个洞有关。”沈川对赵顺道。</w:t>
       </w:r>
     </w:p>
@@ -909,7 +1195,62 @@
           <w:rFonts w:ascii="宋体" w:hAnsi="宋体"/>
           <w:sz w:val="24"/>
         </w:rPr>
-        <w:t>沈川只盼那人没事。</w:t>
+        <w:t>沈川</w:t>
+      </w:r>
+      <w:r>
+        <w:rPr>
+          <w:rFonts w:hint="eastAsia"/>
+          <w:sz w:val="24"/>
+          <w:lang w:val="en-US" w:eastAsia="zh-CN"/>
+        </w:rPr>
+        <w:t>现在心情十分</w:t>
+      </w:r>
+      <w:bookmarkStart w:id="0" w:name="_GoBack"/>
+      <w:bookmarkEnd w:id="0"/>
+      <w:r>
+        <w:rPr>
+          <w:rFonts w:hint="eastAsia"/>
+          <w:sz w:val="24"/>
+          <w:lang w:val="en-US" w:eastAsia="zh-CN"/>
+        </w:rPr>
+        <w:t>沉重，</w:t>
+      </w:r>
+      <w:r>
+        <w:rPr>
+          <w:rFonts w:ascii="宋体" w:hAnsi="宋体"/>
+          <w:sz w:val="24"/>
+        </w:rPr>
+        <w:t>只</w:t>
+      </w:r>
+      <w:r>
+        <w:rPr>
+          <w:rFonts w:hint="eastAsia"/>
+          <w:sz w:val="24"/>
+          <w:lang w:val="en-US" w:eastAsia="zh-CN"/>
+        </w:rPr>
+        <w:t>能</w:t>
+      </w:r>
+      <w:r>
+        <w:rPr>
+          <w:rFonts w:ascii="宋体" w:hAnsi="宋体"/>
+          <w:sz w:val="24"/>
+        </w:rPr>
+        <w:t>盼</w:t>
+      </w:r>
+      <w:r>
+        <w:rPr>
+          <w:rFonts w:hint="eastAsia"/>
+          <w:sz w:val="24"/>
+          <w:lang w:val="en-US" w:eastAsia="zh-CN"/>
+        </w:rPr>
+        <w:t>望</w:t>
+      </w:r>
+      <w:r>
+        <w:rPr>
+          <w:rFonts w:ascii="宋体" w:hAnsi="宋体"/>
+          <w:sz w:val="24"/>
+        </w:rPr>
+        <w:t>那人没事。</w:t>
       </w:r>
     </w:p>
     <w:sectPr>
@@ -1191,13 +1532,13 @@
       <w:szCs w:val="24"/>
     </w:rPr>
   </w:style>
-  <w:style w:type="character" w:default="1" w:styleId="4">
+  <w:style w:type="character" w:default="1" w:styleId="6">
     <w:name w:val="Default Paragraph Font"/>
     <w:semiHidden/>
     <w:qFormat/>
     <w:uiPriority w:val="0"/>
   </w:style>
-  <w:style w:type="table" w:default="1" w:styleId="3">
+  <w:style w:type="table" w:default="1" w:styleId="5">
     <w:name w:val="Normal Table"/>
     <w:semiHidden/>
     <w:qFormat/>
@@ -1212,6 +1553,46 @@
     </w:tblPr>
   </w:style>
   <w:style w:type="paragraph" w:styleId="2">
+    <w:name w:val="footer"/>
+    <w:basedOn w:val="1"/>
+    <w:uiPriority w:val="0"/>
+    <w:pPr>
+      <w:tabs>
+        <w:tab w:val="center" w:pos="4153"/>
+        <w:tab w:val="right" w:pos="8306"/>
+      </w:tabs>
+      <w:snapToGrid w:val="0"/>
+      <w:jc w:val="left"/>
+    </w:pPr>
+    <w:rPr>
+      <w:sz w:val="18"/>
+    </w:rPr>
+  </w:style>
+  <w:style w:type="paragraph" w:styleId="3">
+    <w:name w:val="header"/>
+    <w:basedOn w:val="1"/>
+    <w:uiPriority w:val="0"/>
+    <w:pPr>
+      <w:pBdr>
+        <w:top w:val="none" w:color="auto" w:sz="0" w:space="1"/>
+        <w:left w:val="none" w:color="auto" w:sz="0" w:space="4"/>
+        <w:bottom w:val="none" w:color="auto" w:sz="0" w:space="1"/>
+        <w:right w:val="none" w:color="auto" w:sz="0" w:space="4"/>
+      </w:pBdr>
+      <w:tabs>
+        <w:tab w:val="center" w:pos="4153"/>
+        <w:tab w:val="right" w:pos="8306"/>
+      </w:tabs>
+      <w:snapToGrid w:val="0"/>
+      <w:spacing w:line="240" w:lineRule="auto"/>
+      <w:jc w:val="both"/>
+      <w:outlineLvl w:val="9"/>
+    </w:pPr>
+    <w:rPr>
+      <w:sz w:val="18"/>
+    </w:rPr>
+  </w:style>
+  <w:style w:type="paragraph" w:styleId="4">
     <w:name w:val="Title"/>
     <w:qFormat/>
     <w:uiPriority w:val="0"/>

--- a/正文/草稿/第二章-语言修改版.docx
+++ b/正文/草稿/第二章-语言修改版.docx
@@ -27,6 +27,279 @@
           <w:rFonts w:ascii="宋体" w:hAnsi="宋体"/>
           <w:sz w:val="24"/>
         </w:rPr>
+        <w:t>孙伯借了辆板车回来，几人一起把周成抬了上去。沈川打算先回村报信，孙伯和赵顺在后面送人。</w:t>
+      </w:r>
+    </w:p>
+    <w:p>
+      <w:pPr>
+        <w:spacing w:before="0" w:after="80" w:line="360" w:lineRule="auto"/>
+        <w:ind w:firstLine="480"/>
+      </w:pPr>
+      <w:r>
+        <w:rPr>
+          <w:rFonts w:ascii="宋体" w:hAnsi="宋体"/>
+          <w:sz w:val="24"/>
+        </w:rPr>
+        <w:t>此时天已经黑了，沈川摸黑一路赶回村里。他没顾上回自己家，直接去了周成家里。</w:t>
+      </w:r>
+    </w:p>
+    <w:p>
+      <w:pPr>
+        <w:spacing w:before="0" w:after="80" w:line="360" w:lineRule="auto"/>
+        <w:ind w:firstLine="480"/>
+      </w:pPr>
+      <w:r>
+        <w:rPr>
+          <w:rFonts w:ascii="宋体" w:hAnsi="宋体"/>
+          <w:sz w:val="24"/>
+        </w:rPr>
+        <w:t>周成家大门开着，门旁贴了新春联，檐下也挂上了红灯笼。屋里的灯亮着，透过窗户，能看见阿秀在里面忙活的身影。</w:t>
+      </w:r>
+    </w:p>
+    <w:p>
+      <w:pPr>
+        <w:spacing w:before="0" w:after="80" w:line="360" w:lineRule="auto"/>
+        <w:ind w:firstLine="480"/>
+      </w:pPr>
+      <w:r>
+        <w:rPr>
+          <w:rFonts w:ascii="宋体" w:hAnsi="宋体"/>
+          <w:sz w:val="24"/>
+        </w:rPr>
+        <w:t>听见动静，阿秀从屋子里出来，见是沈川来了，热情道：“呀，沈川？来找周成的吗？他还没回来呢。”</w:t>
+      </w:r>
+    </w:p>
+    <w:p>
+      <w:pPr>
+        <w:spacing w:before="0" w:after="80" w:line="360" w:lineRule="auto"/>
+        <w:ind w:firstLine="480"/>
+      </w:pPr>
+      <w:r>
+        <w:rPr>
+          <w:rFonts w:ascii="宋体" w:hAnsi="宋体"/>
+          <w:sz w:val="24"/>
+        </w:rPr>
+        <w:t>沈川在路上想过好多次该怎么开口，真见了她，还是有些说不出来。</w:t>
+      </w:r>
+    </w:p>
+    <w:p>
+      <w:pPr>
+        <w:spacing w:before="0" w:after="80" w:line="360" w:lineRule="auto"/>
+        <w:ind w:firstLine="480"/>
+      </w:pPr>
+      <w:r>
+        <w:rPr>
+          <w:rFonts w:ascii="宋体" w:hAnsi="宋体"/>
+          <w:sz w:val="24"/>
+        </w:rPr>
+        <w:t>“怎么了？”阿秀见沈川神情不对，问道。</w:t>
+      </w:r>
+    </w:p>
+    <w:p>
+      <w:pPr>
+        <w:spacing w:before="0" w:after="80" w:line="360" w:lineRule="auto"/>
+        <w:ind w:firstLine="480"/>
+      </w:pPr>
+      <w:r>
+        <w:rPr>
+          <w:rFonts w:ascii="宋体" w:hAnsi="宋体"/>
+          <w:sz w:val="24"/>
+        </w:rPr>
+        <w:t>“周成他……”犹豫了许久，沈川才继续道，“在镇上的时候突然发病，没救回来。”</w:t>
+      </w:r>
+    </w:p>
+    <w:p>
+      <w:pPr>
+        <w:spacing w:before="0" w:after="80" w:line="360" w:lineRule="auto"/>
+        <w:ind w:firstLine="480"/>
+      </w:pPr>
+      <w:r>
+        <w:rPr>
+          <w:rFonts w:ascii="宋体" w:hAnsi="宋体"/>
+          <w:sz w:val="24"/>
+        </w:rPr>
+        <w:t>听到这个消息，阿秀愣愣地看着他，像是在确认。看沈川神色不似作伪，才怔怔地问道：“他……人呢？”</w:t>
+      </w:r>
+    </w:p>
+    <w:p>
+      <w:pPr>
+        <w:spacing w:before="0" w:after="80" w:line="360" w:lineRule="auto"/>
+        <w:ind w:firstLine="480"/>
+      </w:pPr>
+      <w:r>
+        <w:rPr>
+          <w:rFonts w:ascii="宋体" w:hAnsi="宋体"/>
+          <w:sz w:val="24"/>
+        </w:rPr>
+        <w:t>“别人正在送回来的路上。”沈川答道。</w:t>
+      </w:r>
+    </w:p>
+    <w:p>
+      <w:pPr>
+        <w:spacing w:before="0" w:after="80" w:line="360" w:lineRule="auto"/>
+        <w:ind w:firstLine="480"/>
+      </w:pPr>
+      <w:r>
+        <w:rPr>
+          <w:rFonts w:ascii="宋体" w:hAnsi="宋体"/>
+          <w:sz w:val="24"/>
+        </w:rPr>
+        <w:t>阿秀听完就往外跑，沈川赶紧跟上。她一路小跑，边跑边问具体情况。沈川把面摊上的事告诉她，说到周成忽然不会站了，阿秀顿了下脚步。</w:t>
+      </w:r>
+    </w:p>
+    <w:p>
+      <w:pPr>
+        <w:spacing w:before="0" w:after="80" w:line="360" w:lineRule="auto"/>
+        <w:ind w:firstLine="480"/>
+      </w:pPr>
+      <w:r>
+        <w:rPr>
+          <w:rFonts w:ascii="宋体" w:hAnsi="宋体"/>
+          <w:sz w:val="24"/>
+        </w:rPr>
+        <w:t>两人走出村子不远，便看见赵顺和孙伯推着板车过来。阿秀跑到车旁，一把抓住周成的手，一边晃他一边叫他的名字。</w:t>
+      </w:r>
+    </w:p>
+    <w:p>
+      <w:pPr>
+        <w:spacing w:before="0" w:after="80" w:line="360" w:lineRule="auto"/>
+        <w:ind w:firstLine="480"/>
+      </w:pPr>
+      <w:r>
+        <w:rPr>
+          <w:rFonts w:ascii="宋体" w:hAnsi="宋体"/>
+          <w:sz w:val="24"/>
+        </w:rPr>
+        <w:t>“周成，周成，你醒醒啊！”</w:t>
+      </w:r>
+    </w:p>
+    <w:p>
+      <w:pPr>
+        <w:spacing w:before="0" w:after="80" w:line="360" w:lineRule="auto"/>
+        <w:ind w:firstLine="480"/>
+      </w:pPr>
+      <w:r>
+        <w:rPr>
+          <w:rFonts w:ascii="宋体" w:hAnsi="宋体"/>
+          <w:sz w:val="24"/>
+        </w:rPr>
+        <w:t>叫着叫着，她眼泪就流下来了。</w:t>
+      </w:r>
+    </w:p>
+    <w:p>
+      <w:pPr>
+        <w:spacing w:before="0" w:after="80" w:line="360" w:lineRule="auto"/>
+        <w:ind w:firstLine="480"/>
+      </w:pPr>
+      <w:r>
+        <w:rPr>
+          <w:rFonts w:ascii="宋体" w:hAnsi="宋体"/>
+          <w:sz w:val="24"/>
+        </w:rPr>
+        <w:t>两人把车停下。赵顺想安慰些什么，最后却只是拍了拍她的肩膀，说了句“节哀”。</w:t>
+      </w:r>
+    </w:p>
+    <w:p>
+      <w:pPr>
+        <w:spacing w:before="0" w:after="80" w:line="360" w:lineRule="auto"/>
+        <w:ind w:firstLine="480"/>
+      </w:pPr>
+      <w:r>
+        <w:rPr>
+          <w:rFonts w:ascii="宋体" w:hAnsi="宋体"/>
+          <w:sz w:val="24"/>
+        </w:rPr>
+        <w:t>孙伯也低声安慰了两句，阿秀却像没听见，一直握着周成的手不放。直到沈川叫她，她才抬头看过来。</w:t>
+      </w:r>
+    </w:p>
+    <w:p>
+      <w:pPr>
+        <w:spacing w:before="0" w:after="80" w:line="360" w:lineRule="auto"/>
+        <w:ind w:firstLine="480"/>
+      </w:pPr>
+      <w:r>
+        <w:rPr>
+          <w:rFonts w:ascii="宋体" w:hAnsi="宋体"/>
+          <w:sz w:val="24"/>
+        </w:rPr>
+        <w:t>“他早上还说回来杀鸡……”阿秀哽咽着，后面的话已经说不清了。</w:t>
+      </w:r>
+    </w:p>
+    <w:p>
+      <w:pPr>
+        <w:spacing w:before="0" w:after="80" w:line="360" w:lineRule="auto"/>
+        <w:ind w:firstLine="480"/>
+      </w:pPr>
+      <w:r>
+        <w:rPr>
+          <w:rFonts w:ascii="宋体" w:hAnsi="宋体"/>
+          <w:sz w:val="24"/>
+        </w:rPr>
+        <w:t>沈川站在旁边，听着阿秀的哭声，再看着一动不动的周成，悲伤涌上心头。</w:t>
+      </w:r>
+    </w:p>
+    <w:p>
+      <w:pPr>
+        <w:spacing w:before="0" w:after="80" w:line="360" w:lineRule="auto"/>
+        <w:ind w:firstLine="480"/>
+      </w:pPr>
+      <w:r>
+        <w:rPr>
+          <w:rFonts w:ascii="宋体" w:hAnsi="宋体"/>
+          <w:sz w:val="24"/>
+        </w:rPr>
+        <w:t>“唉……”他长长叹了口气。</w:t>
+      </w:r>
+    </w:p>
+    <w:p>
+      <w:pPr>
+        <w:spacing w:before="0" w:after="80" w:line="360" w:lineRule="auto"/>
+        <w:ind w:firstLine="480"/>
+      </w:pPr>
+      <w:r>
+        <w:rPr>
+          <w:rFonts w:ascii="宋体" w:hAnsi="宋体"/>
+          <w:sz w:val="24"/>
+        </w:rPr>
+        <w:t>村里有人听见哭声，提着灯出来看，认出了车上的周成，都吃了一惊。了解情况后，几个相熟的邻居便跟着帮忙，将人送回家里。</w:t>
+      </w:r>
+    </w:p>
+    <w:p>
+      <w:pPr>
+        <w:spacing w:before="0" w:after="80" w:line="360" w:lineRule="auto"/>
+        <w:ind w:firstLine="480"/>
+      </w:pPr>
+      <w:r>
+        <w:rPr>
+          <w:rFonts w:ascii="宋体" w:hAnsi="宋体"/>
+          <w:sz w:val="24"/>
+        </w:rPr>
+        <w:t>后面陆续又来了些人，都在问出了什么事。沈川把经过说了几遍，说到后来，自己都有些恍惚。</w:t>
+      </w:r>
+    </w:p>
+    <w:p>
+      <w:pPr>
+        <w:spacing w:before="0" w:after="80" w:line="360" w:lineRule="auto"/>
+        <w:ind w:firstLine="480"/>
+      </w:pPr>
+      <w:r>
+        <w:rPr>
+          <w:rFonts w:ascii="宋体" w:hAnsi="宋体"/>
+          <w:sz w:val="24"/>
+        </w:rPr>
+        <w:t>他原本只想吃完那碗面，两人一起回家。可一碗面还没吃完，周成就出了事。怎么这么突然？他想不明白。</w:t>
+      </w:r>
+    </w:p>
+    <w:p>
+      <w:pPr>
+        <w:spacing w:before="0" w:after="80" w:line="360" w:lineRule="auto"/>
+        <w:ind w:firstLine="480"/>
+      </w:pPr>
+      <w:r>
+        <w:rPr>
+          <w:rFonts w:ascii="宋体" w:hAnsi="宋体"/>
+          <w:sz w:val="24"/>
+        </w:rPr>
         <w:t>院里的人渐渐散了，门外还偶尔传来几句说话声。沈川想起郎中让他们回来问问，等阿秀缓过来一些，便问周成这几天有没有不舒服。</w:t>
       </w:r>
     </w:p>
@@ -617,15 +890,7 @@
           <w:rFonts w:ascii="宋体" w:hAnsi="宋体"/>
           <w:sz w:val="24"/>
         </w:rPr>
-        <w:t>沈川说了周成的</w:t>
-      </w:r>
-      <w:r>
-        <w:rPr>
-          <w:rFonts w:hint="eastAsia"/>
-          <w:sz w:val="24"/>
-          <w:lang w:val="en-US" w:eastAsia="zh-CN"/>
-        </w:rPr>
-        <w:t>情况。</w:t>
+        <w:t>沈川说了周成发病的经过。</w:t>
       </w:r>
     </w:p>
     <w:p>
@@ -651,7 +916,7 @@
           <w:rFonts w:ascii="宋体" w:hAnsi="宋体"/>
           <w:sz w:val="24"/>
         </w:rPr>
-        <w:t>沈川正想问陈有福病前吃过什么，有没有受伤，陈有田却先问起了周成的情况。</w:t>
+        <w:t>沈川正想问陈有福病前吃过什么，有没有受伤，陈有田却先问起周成有没有受过伤、吃过什么不对劲的东西。</w:t>
       </w:r>
     </w:p>
     <w:p>
@@ -877,30 +1142,7 @@
           <w:rFonts w:ascii="宋体" w:hAnsi="宋体"/>
           <w:sz w:val="24"/>
         </w:rPr>
-        <w:t>沈川心里一紧</w:t>
-      </w:r>
-      <w:r>
-        <w:rPr>
-          <w:rFonts w:hint="eastAsia"/>
-          <w:sz w:val="24"/>
-          <w:lang w:eastAsia="zh-CN"/>
-        </w:rPr>
-        <w:t>，</w:t>
-      </w:r>
-      <w:r>
-        <w:rPr>
-          <w:rFonts w:hint="eastAsia"/>
-          <w:sz w:val="24"/>
-          <w:lang w:val="en-US" w:eastAsia="zh-CN"/>
-        </w:rPr>
-        <w:t>本来放下去的心又提了起来</w:t>
-      </w:r>
-      <w:r>
-        <w:rPr>
-          <w:rFonts w:ascii="宋体" w:hAnsi="宋体"/>
-          <w:sz w:val="24"/>
-        </w:rPr>
-        <w:t>。</w:t>
+        <w:t>沈川脸色一变，本来放下去的心又提了起来。</w:t>
       </w:r>
     </w:p>
     <w:p>
